--- a/loan/2026-07-06/19-53-22Z/docx/cover-letter.docx
+++ b/loan/2026-07-06/19-53-22Z/docx/cover-letter.docx
@@ -175,7 +175,7 @@
         <w:t xml:space="preserve"> </w:t>
       </w:r>
       <w:r>
-        <w:t xml:space="preserve">pulled 2026-07-06T19:57:10.914Z:</w:t>
+        <w:t xml:space="preserve">pulled 2026-07-06T19:59:10.334Z:</w:t>
       </w:r>
     </w:p>
     <w:p>
